--- a/src/SHM.AppWebHonorarioMedico/wwwroot/archivos/manuales/SHM_MUS_AprobacionOP.docx
+++ b/src/SHM.AppWebHonorarioMedico/wwwroot/archivos/manuales/SHM_MUS_AprobacionOP.docx
@@ -791,6 +791,12 @@
         </w:rPr>
         <w:lastRenderedPageBreak/>
         <w:t>HOJA DE CONTROL</w:t>
+      </w:r>
+      <w:r>
+        <w:rPr>
+          <w:lang w:val="es-PE"/>
+        </w:rPr>
+        <w:t xml:space="preserve"> </w:t>
       </w:r>
     </w:p>
     <w:p>
